--- a/Tehnicki_izvestaj.docx
+++ b/Tehnicki_izvestaj.docx
@@ -1121,7 +1121,7 @@
                 <w:sz w:val="20"/>
                 <w:szCs w:val="20"/>
               </w:rPr>
-              <w:t xml:space="preserve">71.9%</w:t>
+              <w:t xml:space="preserve">68.8%</w:t>
             </w:r>
           </w:p>
         </w:tc>
@@ -1148,7 +1148,7 @@
                 <w:sz w:val="20"/>
                 <w:szCs w:val="20"/>
               </w:rPr>
-              <w:t xml:space="preserve">66.3%</w:t>
+              <w:t xml:space="preserve">67.6%</w:t>
             </w:r>
           </w:p>
         </w:tc>
@@ -1231,7 +1231,7 @@
                 <w:sz w:val="20"/>
                 <w:szCs w:val="20"/>
               </w:rPr>
-              <w:t xml:space="preserve">80.2%</w:t>
+              <w:t xml:space="preserve">78.1%</w:t>
             </w:r>
           </w:p>
         </w:tc>
@@ -1258,7 +1258,7 @@
                 <w:sz w:val="20"/>
                 <w:szCs w:val="20"/>
               </w:rPr>
-              <w:t xml:space="preserve">72.1%</w:t>
+              <w:t xml:space="preserve">75.3%</w:t>
             </w:r>
           </w:p>
         </w:tc>
@@ -1317,7 +1317,7 @@
           <w:sz w:val="22"/>
           <w:szCs w:val="22"/>
         </w:rPr>
-        <w:t xml:space="preserve">Transformer model je ostvario bolju tačnost od LSTM modela (72.1% naspram 66.3%), i to sa približno upola manje parametara. Ovaj rezultat je zanimljiv jer se kod manjih skupova podataka često očekuje da Transformer arhitektura zaostane za rekurentnim mrežama; na korišćenim podacima mehanizam pažnje se ipak pokazao efikasnijim.</w:t>
+        <w:t xml:space="preserve">Transformer model je ostvario bolju tačnost od LSTM modela (75.3% naspram 67.6%), i to sa približno upola manje parametara. Ovaj rezultat je zanimljiv jer se kod manjih skupova podataka često očekuje da Transformer arhitektura zaostane za rekurentnim mrežama; na korišćenim podacima mehanizam pažnje se ipak pokazao efikasnijim.</w:t>
       </w:r>
     </w:p>
     <w:p>
@@ -1342,21 +1342,21 @@
           <w:sz w:val="22"/>
           <w:szCs w:val="22"/>
         </w:rPr>
-        <w:t xml:space="preserve">Analizom konfuzionih matrica oba modela uočeno je da se greške koncentrišu na određene parove znakova. Posebno je značajno to što oba modela, iako rade na različite načine, najčešće mešaju iste parove — na primer PATIENT i DEAF, LUNCH i CHRISTMAS, te PARTY i BACKPACK. Činjenica da dva nezavisna modela greše na istim parovima ukazuje da su ti znakovi objektivno slični po pokretu, a ne da je reč o slabosti jednog modela. To takođe potvrđuje da modeli uče smislene reprezentacije pokreta.</w:t>
-      </w:r>
-    </w:p>
-    <w:p>
-      <w:pPr>
-        <w:spacing w:after="120" w:line="276"/>
-        <w:jc w:val="both"/>
-      </w:pPr>
-      <w:r>
-        <w:rPr>
-          <w:rFonts w:ascii="Arial" w:cs="Arial" w:eastAsia="Arial" w:hAnsi="Arial"/>
-          <w:sz w:val="22"/>
-          <w:szCs w:val="22"/>
-        </w:rPr>
-        <w:t xml:space="preserve">Tačnost po pojedinačnim znakovima kreće se u širokom rasponu — od oko 21% za znakove koji se lako mešaju sa drugima (LUNCH, BREAKFAST), do 100% za znakove sa jasno prepoznatljivim pokretom (DOG, DARK, HALLOWEEN, DEVELOP). Ovaj raspon je u skladu sa nalazima konfuzione matrice.</w:t>
+        <w:t xml:space="preserve">Analizom konfuzionih matrica oba modela uočeno je da se greške koncentrišu na određene parove znakova. Posebno je značajno to što oba modela najčešće mešaju slične parove — na primer LUNCH i CHRISTMAS, NOON i CHRISTMAS, te PARTY i BACKPACK. Činjenica da se greške javljaju na sličnim parovima ukazuje da su ti znakovi objektivno slični po pokretu, a ne da je reč o slabosti jednog modela. To takođe potvrđuje da modeli uče smislene reprezentacije pokreta.</w:t>
+      </w:r>
+    </w:p>
+    <w:p>
+      <w:pPr>
+        <w:spacing w:after="120" w:line="276"/>
+        <w:jc w:val="both"/>
+      </w:pPr>
+      <w:r>
+        <w:rPr>
+          <w:rFonts w:ascii="Arial" w:cs="Arial" w:eastAsia="Arial" w:hAnsi="Arial"/>
+          <w:sz w:val="22"/>
+          <w:szCs w:val="22"/>
+        </w:rPr>
+        <w:t xml:space="preserve">Tačnost po pojedinačnim znakovima kreće se u širokom rasponu — od oko 29% za znakove koji se lako mešaju sa drugima (LUNCH), preko znakova srednje težine (CHRISTMAS i BREAKFAST oko 53%), do 100% za znakove sa jasno prepoznatljivim pokretom (DOG, DARK, MECHANIC). Ovaj raspon je u skladu sa nalazima konfuzione matrice.</w:t>
       </w:r>
     </w:p>
     <w:p>
@@ -1507,7 +1507,7 @@
           <w:sz w:val="22"/>
           <w:szCs w:val="22"/>
         </w:rPr>
-        <w:t xml:space="preserve">U okviru projekta razvijen je kompletan sistem za prepoznavanje izolovanih znakova znakovnog jezika na osnovu ključnih tačaka šaka i tela. Implementirana su i upoređena dva modela — LSTM i Transformer — pri čemu je Transformer ostvario bolju tačnost (72.1%) uz manji broj parametara. Rezultati su dobijeni uz poštenu podelu podataka po osobi, pa odražavaju realnu sposobnost sistema da prepozna znak kod nepoznate osobe.</w:t>
+        <w:t xml:space="preserve">U okviru projekta razvijen je kompletan sistem za prepoznavanje izolovanih znakova znakovnog jezika na osnovu ključnih tačaka šaka i tela. Implementirana su i upoređena dva modela — LSTM i Transformer — pri čemu je Transformer ostvario bolju tačnost (75.3%) uz manji broj parametara. Rezultati su dobijeni uz poštenu podelu podataka po osobi, pa odražavaju realnu sposobnost sistema da prepozna znak kod nepoznate osobe.</w:t>
       </w:r>
     </w:p>
     <w:p>
